--- a/assets/PlantillaUnoEng.docx
+++ b/assets/PlantillaUnoEng.docx
@@ -76,12 +76,21 @@
           </wp:anchor>
         </w:drawing>
       </w:r>
+      <w:proofErr w:type="spellStart"/>
       <w:r>
         <w:rPr>
           <w:color w:val="45B0E1" w:themeColor="accent1" w:themeTint="99"/>
           <w:lang w:val="es-ES"/>
         </w:rPr>
-        <w:t>Curriculum Vitae</w:t>
+        <w:t>Curriculum</w:t>
+      </w:r>
+      <w:proofErr w:type="spellEnd"/>
+      <w:r>
+        <w:rPr>
+          <w:color w:val="45B0E1" w:themeColor="accent1" w:themeTint="99"/>
+          <w:lang w:val="es-ES"/>
+        </w:rPr>
+        <w:t xml:space="preserve"> Vitae</w:t>
       </w:r>
     </w:p>
     <w:p>
@@ -98,11 +107,19 @@
           <w:lang w:val="es-ES"/>
         </w:rPr>
       </w:pPr>
-      <w:r>
-        <w:rPr>
-          <w:lang w:val="es-ES"/>
-        </w:rPr>
-        <w:t>Curriculum Vitae</w:t>
+      <w:proofErr w:type="spellStart"/>
+      <w:r>
+        <w:rPr>
+          <w:lang w:val="es-ES"/>
+        </w:rPr>
+        <w:t>Curriculum</w:t>
+      </w:r>
+      <w:proofErr w:type="spellEnd"/>
+      <w:r>
+        <w:rPr>
+          <w:lang w:val="es-ES"/>
+        </w:rPr>
+        <w:t xml:space="preserve"> Vitae</w:t>
       </w:r>
     </w:p>
     <w:p>
@@ -161,9 +178,27 @@
           <w:lang w:val="es-ES"/>
         </w:rPr>
       </w:pPr>
-      <w:r>
-        <w:t>Surname and first name</w:t>
-      </w:r>
+      <w:proofErr w:type="spellStart"/>
+      <w:r>
+        <w:t>Surname</w:t>
+      </w:r>
+      <w:proofErr w:type="spellEnd"/>
+      <w:r>
+        <w:t xml:space="preserve"> and </w:t>
+      </w:r>
+      <w:proofErr w:type="spellStart"/>
+      <w:r>
+        <w:t>first</w:t>
+      </w:r>
+      <w:proofErr w:type="spellEnd"/>
+      <w:r>
+        <w:t xml:space="preserve"> </w:t>
+      </w:r>
+      <w:proofErr w:type="spellStart"/>
+      <w:r>
+        <w:t>name</w:t>
+      </w:r>
+      <w:proofErr w:type="spellEnd"/>
       <w:r>
         <w:t>:</w:t>
       </w:r>
@@ -178,6 +213,7 @@
         </w:rPr>
         <w:t>{</w:t>
       </w:r>
+      <w:proofErr w:type="spellStart"/>
       <w:r>
         <w:rPr>
           <w:b/>
@@ -194,6 +230,7 @@
         </w:rPr>
         <w:t>tNom</w:t>
       </w:r>
+      <w:proofErr w:type="spellEnd"/>
       <w:r>
         <w:rPr>
           <w:b/>
@@ -211,18 +248,68 @@
           <w:lang w:val="es-ES"/>
         </w:rPr>
       </w:pPr>
-      <w:r>
-        <w:rPr>
-          <w:lang w:val="es-ES"/>
-        </w:rPr>
-        <w:t>Years of professional experience:</w:t>
-      </w:r>
+      <w:proofErr w:type="spellStart"/>
+      <w:r>
+        <w:rPr>
+          <w:lang w:val="es-ES"/>
+        </w:rPr>
+        <w:t>Years</w:t>
+      </w:r>
+      <w:proofErr w:type="spellEnd"/>
       <w:r>
         <w:rPr>
           <w:lang w:val="es-ES"/>
         </w:rPr>
         <w:t xml:space="preserve"> </w:t>
       </w:r>
+      <w:proofErr w:type="spellStart"/>
+      <w:r>
+        <w:rPr>
+          <w:lang w:val="es-ES"/>
+        </w:rPr>
+        <w:t>of</w:t>
+      </w:r>
+      <w:proofErr w:type="spellEnd"/>
+      <w:r>
+        <w:rPr>
+          <w:lang w:val="es-ES"/>
+        </w:rPr>
+        <w:t xml:space="preserve"> </w:t>
+      </w:r>
+      <w:proofErr w:type="spellStart"/>
+      <w:r>
+        <w:rPr>
+          <w:lang w:val="es-ES"/>
+        </w:rPr>
+        <w:t>professional</w:t>
+      </w:r>
+      <w:proofErr w:type="spellEnd"/>
+      <w:r>
+        <w:rPr>
+          <w:lang w:val="es-ES"/>
+        </w:rPr>
+        <w:t xml:space="preserve"> </w:t>
+      </w:r>
+      <w:proofErr w:type="spellStart"/>
+      <w:r>
+        <w:rPr>
+          <w:lang w:val="es-ES"/>
+        </w:rPr>
+        <w:t>experience</w:t>
+      </w:r>
+      <w:proofErr w:type="spellEnd"/>
+      <w:r>
+        <w:rPr>
+          <w:lang w:val="es-ES"/>
+        </w:rPr>
+        <w:t>:</w:t>
+      </w:r>
+      <w:r>
+        <w:rPr>
+          <w:lang w:val="es-ES"/>
+        </w:rPr>
+        <w:t xml:space="preserve"> </w:t>
+      </w:r>
       <w:r>
         <w:rPr>
           <w:b/>
@@ -231,6 +318,7 @@
         </w:rPr>
         <w:t>{</w:t>
       </w:r>
+      <w:proofErr w:type="spellStart"/>
       <w:r>
         <w:rPr>
           <w:b/>
@@ -238,6 +326,7 @@
         </w:rPr>
         <w:t>EtTiempoExp</w:t>
       </w:r>
+      <w:proofErr w:type="spellEnd"/>
       <w:r>
         <w:rPr>
           <w:b/>
@@ -255,9 +344,11 @@
           <w:lang w:val="es-ES"/>
         </w:rPr>
       </w:pPr>
+      <w:proofErr w:type="spellStart"/>
       <w:r>
         <w:t>Nationality</w:t>
       </w:r>
+      <w:proofErr w:type="spellEnd"/>
       <w:r>
         <w:t>:</w:t>
       </w:r>
@@ -275,6 +366,7 @@
         </w:rPr>
         <w:t>{</w:t>
       </w:r>
+      <w:proofErr w:type="spellStart"/>
       <w:r>
         <w:rPr>
           <w:b/>
@@ -283,6 +375,7 @@
         </w:rPr>
         <w:t>EtNa</w:t>
       </w:r>
+      <w:proofErr w:type="spellEnd"/>
       <w:r>
         <w:rPr>
           <w:b/>
@@ -300,12 +393,14 @@
           <w:lang w:val="es-ES"/>
         </w:rPr>
       </w:pPr>
+      <w:proofErr w:type="spellStart"/>
       <w:r>
         <w:rPr>
           <w:lang w:val="es-ES"/>
         </w:rPr>
         <w:t>Languages</w:t>
       </w:r>
+      <w:proofErr w:type="spellEnd"/>
       <w:r>
         <w:rPr>
           <w:lang w:val="es-ES"/>
@@ -364,7 +459,7 @@
           <w:bCs/>
           <w:lang w:val="es-ES"/>
         </w:rPr>
-        <w:t>{idioma} – {nivel}</w:t>
+        <w:t>{idioma}</w:t>
       </w:r>
       <w:r>
         <w:rPr>
@@ -380,7 +475,25 @@
           <w:bCs/>
           <w:lang w:val="es-ES"/>
         </w:rPr>
-        <w:t>{/EtId}</w:t>
+        <w:t>{/</w:t>
+      </w:r>
+      <w:proofErr w:type="spellStart"/>
+      <w:r>
+        <w:rPr>
+          <w:b/>
+          <w:bCs/>
+          <w:lang w:val="es-ES"/>
+        </w:rPr>
+        <w:t>EtId</w:t>
+      </w:r>
+      <w:proofErr w:type="spellEnd"/>
+      <w:r>
+        <w:rPr>
+          <w:b/>
+          <w:bCs/>
+          <w:lang w:val="es-ES"/>
+        </w:rPr>
+        <w:t>}</w:t>
       </w:r>
     </w:p>
     <w:p>
@@ -393,9 +506,19 @@
           <w:lang w:val="es-ES"/>
         </w:rPr>
       </w:pPr>
-      <w:r>
-        <w:t>Current residence</w:t>
-      </w:r>
+      <w:proofErr w:type="spellStart"/>
+      <w:r>
+        <w:t>Current</w:t>
+      </w:r>
+      <w:proofErr w:type="spellEnd"/>
+      <w:r>
+        <w:t xml:space="preserve"> </w:t>
+      </w:r>
+      <w:proofErr w:type="spellStart"/>
+      <w:r>
+        <w:t>residence</w:t>
+      </w:r>
+      <w:proofErr w:type="spellEnd"/>
       <w:r>
         <w:t xml:space="preserve">: </w:t>
       </w:r>
@@ -407,6 +530,7 @@
         </w:rPr>
         <w:t>{</w:t>
       </w:r>
+      <w:proofErr w:type="spellStart"/>
       <w:r>
         <w:rPr>
           <w:b/>
@@ -415,6 +539,7 @@
         </w:rPr>
         <w:t>EtRe</w:t>
       </w:r>
+      <w:proofErr w:type="spellEnd"/>
       <w:r>
         <w:rPr>
           <w:b/>
@@ -450,6 +575,7 @@
         </w:rPr>
         <w:t>{</w:t>
       </w:r>
+      <w:proofErr w:type="spellStart"/>
       <w:r>
         <w:rPr>
           <w:b/>
@@ -459,6 +585,7 @@
         </w:rPr>
         <w:t>EtEd</w:t>
       </w:r>
+      <w:proofErr w:type="spellEnd"/>
       <w:r>
         <w:rPr>
           <w:b/>
@@ -557,12 +684,14 @@
           <w:lang w:val="es-ES"/>
         </w:rPr>
       </w:pPr>
+      <w:proofErr w:type="spellStart"/>
       <w:r>
         <w:rPr>
           <w:lang w:val="es-ES"/>
         </w:rPr>
         <w:t>Degree</w:t>
       </w:r>
+      <w:proofErr w:type="spellEnd"/>
       <w:r>
         <w:rPr>
           <w:lang w:val="es-ES"/>
@@ -589,11 +718,19 @@
           <w:lang w:val="es-ES"/>
         </w:rPr>
       </w:pPr>
-      <w:r>
-        <w:rPr>
-          <w:lang w:val="es-ES"/>
-        </w:rPr>
-        <w:t>Start date</w:t>
+      <w:proofErr w:type="spellStart"/>
+      <w:r>
+        <w:rPr>
+          <w:lang w:val="es-ES"/>
+        </w:rPr>
+        <w:t>Start</w:t>
+      </w:r>
+      <w:proofErr w:type="spellEnd"/>
+      <w:r>
+        <w:rPr>
+          <w:lang w:val="es-ES"/>
+        </w:rPr>
+        <w:t xml:space="preserve"> date</w:t>
       </w:r>
       <w:r>
         <w:rPr>
@@ -607,7 +744,25 @@
           <w:bCs/>
           <w:lang w:val="es-ES"/>
         </w:rPr>
-        <w:t xml:space="preserve"> {fechaIni}</w:t>
+        <w:t xml:space="preserve"> {</w:t>
+      </w:r>
+      <w:proofErr w:type="spellStart"/>
+      <w:r>
+        <w:rPr>
+          <w:b/>
+          <w:bCs/>
+          <w:lang w:val="es-ES"/>
+        </w:rPr>
+        <w:t>fechaIni</w:t>
+      </w:r>
+      <w:proofErr w:type="spellEnd"/>
+      <w:r>
+        <w:rPr>
+          <w:b/>
+          <w:bCs/>
+          <w:lang w:val="es-ES"/>
+        </w:rPr>
+        <w:t>}</w:t>
       </w:r>
     </w:p>
     <w:p>
@@ -619,9 +774,11 @@
           <w:lang w:val="es-ES"/>
         </w:rPr>
       </w:pPr>
+      <w:proofErr w:type="spellStart"/>
       <w:r>
         <w:t>Generation</w:t>
       </w:r>
+      <w:proofErr w:type="spellEnd"/>
       <w:r>
         <w:rPr>
           <w:lang w:val="es-ES"/>
@@ -636,6 +793,7 @@
         </w:rPr>
         <w:t xml:space="preserve"> {</w:t>
       </w:r>
+      <w:proofErr w:type="spellStart"/>
       <w:r>
         <w:rPr>
           <w:b/>
@@ -644,6 +802,7 @@
         </w:rPr>
         <w:t>generacion</w:t>
       </w:r>
+      <w:proofErr w:type="spellEnd"/>
       <w:r>
         <w:rPr>
           <w:b/>
@@ -894,12 +1053,14 @@
         </w:rPr>
         <w:t>{/</w:t>
       </w:r>
+      <w:proofErr w:type="spellStart"/>
       <w:r>
         <w:rPr>
           <w:color w:val="000000" w:themeColor="text1"/>
         </w:rPr>
         <w:t>tieneConocimientos</w:t>
       </w:r>
+      <w:proofErr w:type="spellEnd"/>
       <w:r>
         <w:rPr>
           <w:color w:val="000000" w:themeColor="text1"/>
@@ -922,12 +1083,14 @@
         </w:rPr>
         <w:t>{#</w:t>
       </w:r>
+      <w:proofErr w:type="spellStart"/>
       <w:r>
         <w:rPr>
           <w:color w:val="000000" w:themeColor="text1"/>
         </w:rPr>
         <w:t>tieneSkills</w:t>
       </w:r>
+      <w:proofErr w:type="spellEnd"/>
       <w:r>
         <w:rPr>
           <w:color w:val="000000" w:themeColor="text1"/>
@@ -1200,7 +1363,23 @@
           <w:color w:val="000000" w:themeColor="text1"/>
           <w:lang w:val="es-ES"/>
         </w:rPr>
-        <w:t>{/tieneSkills}</w:t>
+        <w:t>{/</w:t>
+      </w:r>
+      <w:proofErr w:type="spellStart"/>
+      <w:r>
+        <w:rPr>
+          <w:color w:val="000000" w:themeColor="text1"/>
+          <w:lang w:val="es-ES"/>
+        </w:rPr>
+        <w:t>tieneSkills</w:t>
+      </w:r>
+      <w:proofErr w:type="spellEnd"/>
+      <w:r>
+        <w:rPr>
+          <w:color w:val="000000" w:themeColor="text1"/>
+          <w:lang w:val="es-ES"/>
+        </w:rPr>
+        <w:t>}</w:t>
       </w:r>
     </w:p>
     <w:p>
@@ -1301,6 +1480,7 @@
           <w:bCs/>
         </w:rPr>
       </w:pPr>
+      <w:proofErr w:type="spellStart"/>
       <w:r>
         <w:rPr>
           <w:b/>
@@ -1308,6 +1488,7 @@
         </w:rPr>
         <w:t>Organization</w:t>
       </w:r>
+      <w:proofErr w:type="spellEnd"/>
       <w:r>
         <w:rPr>
           <w:b/>
@@ -1320,7 +1501,23 @@
           <w:b/>
           <w:bCs/>
         </w:rPr>
-        <w:t>{organizacion}</w:t>
+        <w:t>{</w:t>
+      </w:r>
+      <w:proofErr w:type="spellStart"/>
+      <w:r>
+        <w:rPr>
+          <w:b/>
+          <w:bCs/>
+        </w:rPr>
+        <w:t>organizacion</w:t>
+      </w:r>
+      <w:proofErr w:type="spellEnd"/>
+      <w:r>
+        <w:rPr>
+          <w:b/>
+          <w:bCs/>
+        </w:rPr>
+        <w:t>}</w:t>
       </w:r>
     </w:p>
     <w:p>
@@ -1343,14 +1540,24 @@
         <w:spacing w:after="0"/>
         <w:jc w:val="both"/>
       </w:pPr>
+      <w:proofErr w:type="spellStart"/>
       <w:r>
         <w:t>Description</w:t>
       </w:r>
+      <w:proofErr w:type="spellEnd"/>
       <w:r>
         <w:t xml:space="preserve">: </w:t>
       </w:r>
       <w:r>
-        <w:t>{descripcion}</w:t>
+        <w:t>{</w:t>
+      </w:r>
+      <w:proofErr w:type="spellStart"/>
+      <w:r>
+        <w:t>descripcion</w:t>
+      </w:r>
+      <w:proofErr w:type="spellEnd"/>
+      <w:r>
+        <w:t>}</w:t>
       </w:r>
     </w:p>
     <w:p>
@@ -1358,9 +1565,11 @@
         <w:spacing w:after="0"/>
         <w:jc w:val="both"/>
       </w:pPr>
+      <w:proofErr w:type="spellStart"/>
       <w:r>
         <w:t>Entity</w:t>
       </w:r>
+      <w:proofErr w:type="spellEnd"/>
       <w:r>
         <w:t>: {entidad}</w:t>
       </w:r>
@@ -1369,8 +1578,13 @@
       <w:pPr>
         <w:jc w:val="both"/>
       </w:pPr>
-      <w:r>
-        <w:t xml:space="preserve">Study </w:t>
+      <w:proofErr w:type="spellStart"/>
+      <w:r>
+        <w:t>Study</w:t>
+      </w:r>
+      <w:proofErr w:type="spellEnd"/>
+      <w:r>
+        <w:t xml:space="preserve"> </w:t>
       </w:r>
       <w:r>
         <w:t>t</w:t>
@@ -1381,9 +1595,11 @@
       <w:r>
         <w:t>: {</w:t>
       </w:r>
+      <w:proofErr w:type="spellStart"/>
       <w:r>
         <w:t>tiempoEstudio</w:t>
       </w:r>
+      <w:proofErr w:type="spellEnd"/>
       <w:r>
         <w:t>}</w:t>
       </w:r>
@@ -1403,7 +1619,15 @@
         <w:jc w:val="both"/>
       </w:pPr>
       <w:r>
-        <w:t>{/tieneCursos}</w:t>
+        <w:t>{/</w:t>
+      </w:r>
+      <w:proofErr w:type="spellStart"/>
+      <w:r>
+        <w:t>tieneCursos</w:t>
+      </w:r>
+      <w:proofErr w:type="spellEnd"/>
+      <w:r>
+        <w:t>}</w:t>
       </w:r>
     </w:p>
     <w:p>
@@ -1478,7 +1702,15 @@
         <w:jc w:val="both"/>
       </w:pPr>
       <w:r>
-        <w:t>{/tieneComentarios}</w:t>
+        <w:t>{/</w:t>
+      </w:r>
+      <w:proofErr w:type="spellStart"/>
+      <w:r>
+        <w:t>tieneComentarios</w:t>
+      </w:r>
+      <w:proofErr w:type="spellEnd"/>
+      <w:r>
+        <w:t>}</w:t>
       </w:r>
     </w:p>
     <w:sectPr>

--- a/assets/PlantillaUnoEng.docx
+++ b/assets/PlantillaUnoEng.docx
@@ -927,10 +927,18 @@
               </w:rPr>
             </w:pPr>
             <w:r>
-              <w:t>{#conocimientos}</w:t>
-            </w:r>
-            <w:r>
-              <w:t>{#conocimiento1}</w:t>
+              <w:t>{#</w:t>
+            </w:r>
+            <w:proofErr w:type="gramStart"/>
+            <w:r>
+              <w:t>conocimientos}</w:t>
+            </w:r>
+            <w:r>
+              <w:t>{</w:t>
+            </w:r>
+            <w:proofErr w:type="gramEnd"/>
+            <w:r>
+              <w:t>#conocimiento1}</w:t>
             </w:r>
             <w:r>
               <w:t>•</w:t>
@@ -952,11 +960,16 @@
               </w:rPr>
             </w:pPr>
             <w:r>
-              <w:t>{#conocimiento2}</w:t>
+              <w:t>{#conocimiento</w:t>
+            </w:r>
+            <w:proofErr w:type="gramStart"/>
+            <w:r>
+              <w:t>2}</w:t>
             </w:r>
             <w:r>
               <w:t>•</w:t>
             </w:r>
+            <w:proofErr w:type="gramEnd"/>
             <w:r>
               <w:t>{conocimiento</w:t>
             </w:r>
@@ -983,11 +996,16 @@
               </w:rPr>
             </w:pPr>
             <w:r>
-              <w:t>{#conocimiento3}</w:t>
+              <w:t>{#conocimiento</w:t>
+            </w:r>
+            <w:proofErr w:type="gramStart"/>
+            <w:r>
+              <w:t>3}</w:t>
             </w:r>
             <w:r>
               <w:t>•</w:t>
             </w:r>
+            <w:proofErr w:type="gramEnd"/>
             <w:r>
               <w:t>{conocimiento</w:t>
             </w:r>
@@ -1014,11 +1032,16 @@
               </w:rPr>
             </w:pPr>
             <w:r>
-              <w:t>{#conocimiento4}</w:t>
+              <w:t>{#conocimiento</w:t>
+            </w:r>
+            <w:proofErr w:type="gramStart"/>
+            <w:r>
+              <w:t>4}</w:t>
             </w:r>
             <w:r>
               <w:t>•</w:t>
             </w:r>
+            <w:proofErr w:type="gramEnd"/>
             <w:r>
               <w:t>{conocimiento</w:t>
             </w:r>
@@ -1101,6 +1124,7 @@
     </w:p>
     <w:p>
       <w:pPr>
+        <w:keepNext/>
         <w:spacing w:before="240" w:after="0"/>
         <w:rPr>
           <w:b/>
@@ -1121,6 +1145,7 @@
     </w:p>
     <w:p>
       <w:pPr>
+        <w:keepNext/>
         <w:spacing w:after="0"/>
         <w:rPr>
           <w:b/>
@@ -1171,15 +1196,24 @@
           </w:tcPr>
           <w:p>
             <w:pPr>
+              <w:keepNext/>
               <w:rPr>
                 <w:lang w:val="es-ES"/>
               </w:rPr>
             </w:pPr>
             <w:r>
-              <w:t>{#habilidades}</w:t>
-            </w:r>
-            <w:r>
               <w:t>{#</w:t>
+            </w:r>
+            <w:proofErr w:type="gramStart"/>
+            <w:r>
+              <w:t>habilidades}</w:t>
+            </w:r>
+            <w:r>
+              <w:t>{</w:t>
+            </w:r>
+            <w:proofErr w:type="gramEnd"/>
+            <w:r>
+              <w:t>#</w:t>
             </w:r>
             <w:r>
               <w:t>skill</w:t>
@@ -1217,6 +1251,7 @@
           </w:tcPr>
           <w:p>
             <w:pPr>
+              <w:keepNext/>
               <w:rPr>
                 <w:lang w:val="es-ES"/>
               </w:rPr>
@@ -1227,12 +1262,14 @@
             <w:r>
               <w:t>skill</w:t>
             </w:r>
+            <w:proofErr w:type="gramStart"/>
             <w:r>
               <w:t>2}</w:t>
             </w:r>
             <w:r>
               <w:t>•</w:t>
             </w:r>
+            <w:proofErr w:type="gramEnd"/>
             <w:r>
               <w:t>{</w:t>
             </w:r>
@@ -1260,6 +1297,7 @@
           </w:tcPr>
           <w:p>
             <w:pPr>
+              <w:keepNext/>
               <w:rPr>
                 <w:lang w:val="es-ES"/>
               </w:rPr>
@@ -1270,12 +1308,14 @@
             <w:r>
               <w:t>skill</w:t>
             </w:r>
+            <w:proofErr w:type="gramStart"/>
             <w:r>
               <w:t>3}</w:t>
             </w:r>
             <w:r>
               <w:t>•</w:t>
             </w:r>
+            <w:proofErr w:type="gramEnd"/>
             <w:r>
               <w:t>{</w:t>
             </w:r>
@@ -1303,6 +1343,7 @@
           </w:tcPr>
           <w:p>
             <w:pPr>
+              <w:keepNext/>
               <w:rPr>
                 <w:lang w:val="es-ES"/>
               </w:rPr>
@@ -1313,12 +1354,14 @@
             <w:r>
               <w:t>skill</w:t>
             </w:r>
+            <w:proofErr w:type="gramStart"/>
             <w:r>
               <w:t>4}</w:t>
             </w:r>
             <w:r>
               <w:t>•</w:t>
             </w:r>
+            <w:proofErr w:type="gramEnd"/>
             <w:r>
               <w:t>{</w:t>
             </w:r>
@@ -1398,6 +1441,7 @@
     </w:p>
     <w:p>
       <w:pPr>
+        <w:keepNext/>
         <w:spacing w:after="0"/>
         <w:rPr>
           <w:b/>
@@ -1413,6 +1457,7 @@
           <w:color w:val="0070C0"/>
           <w:lang w:val="es-ES"/>
         </w:rPr>
+        <w:lastRenderedPageBreak/>
         <w:t>O</w:t>
       </w:r>
       <w:r>
@@ -1427,6 +1472,7 @@
     </w:p>
     <w:p>
       <w:pPr>
+        <w:keepNext/>
         <w:spacing w:after="0"/>
         <w:rPr>
           <w:b/>
@@ -1446,16 +1492,17 @@
     </w:p>
     <w:p>
       <w:pPr>
+        <w:keepNext/>
         <w:spacing w:after="0"/>
         <w:jc w:val="both"/>
       </w:pPr>
       <w:r>
-        <w:lastRenderedPageBreak/>
         <w:t>{#cursos}</w:t>
       </w:r>
     </w:p>
     <w:p>
       <w:pPr>
+        <w:keepNext/>
         <w:spacing w:after="0"/>
         <w:jc w:val="both"/>
         <w:rPr>
@@ -1646,6 +1693,7 @@
     </w:p>
     <w:p>
       <w:pPr>
+        <w:keepNext/>
         <w:spacing w:after="0"/>
         <w:rPr>
           <w:b/>
@@ -1675,6 +1723,7 @@
     </w:p>
     <w:p>
       <w:pPr>
+        <w:keepNext/>
         <w:spacing w:after="0"/>
         <w:rPr>
           <w:b/>
@@ -1693,6 +1742,9 @@
       </w:r>
     </w:p>
     <w:p>
+      <w:pPr>
+        <w:keepNext/>
+      </w:pPr>
       <w:r>
         <w:t>{comentarios}</w:t>
       </w:r>

--- a/assets/PlantillaUnoEng.docx
+++ b/assets/PlantillaUnoEng.docx
@@ -852,6 +852,7 @@
     </w:p>
     <w:p>
       <w:pPr>
+        <w:keepNext/>
         <w:spacing w:after="0"/>
         <w:rPr>
           <w:b/>
@@ -868,279 +869,6 @@
           <w:lang w:val="es-ES"/>
         </w:rPr>
         <w:t>TECHNICIAL KNOWHOW</w:t>
-      </w:r>
-    </w:p>
-    <w:p>
-      <w:pPr>
-        <w:spacing w:after="0"/>
-        <w:rPr>
-          <w:b/>
-          <w:bCs/>
-          <w:color w:val="000000" w:themeColor="text1"/>
-          <w:lang w:val="es-ES"/>
-        </w:rPr>
-      </w:pPr>
-      <w:r>
-        <w:rPr>
-          <w:b/>
-          <w:bCs/>
-          <w:color w:val="000000" w:themeColor="text1"/>
-        </w:rPr>
-        <w:t>‾‾‾‾‾‾‾‾‾‾‾‾‾‾‾‾‾‾‾‾‾‾‾‾‾‾‾‾‾‾‾‾‾‾‾‾‾‾‾‾‾‾‾‾‾‾‾‾‾‾‾‾‾‾‾‾‾‾‾‾‾‾‾‾‾‾‾‾‾‾‾‾‾‾‾‾‾‾‾‾‾‾‾‾‾‾‾‾‾‾‾‾‾‾‾‾‾</w:t>
-      </w:r>
-    </w:p>
-    <w:tbl>
-      <w:tblPr>
-        <w:tblStyle w:val="Tablaconcuadrcula"/>
-        <w:tblW w:w="0" w:type="auto"/>
-        <w:jc w:val="center"/>
-        <w:tblBorders>
-          <w:top w:val="none" w:sz="0" w:space="0" w:color="auto"/>
-          <w:left w:val="none" w:sz="0" w:space="0" w:color="auto"/>
-          <w:bottom w:val="none" w:sz="0" w:space="0" w:color="auto"/>
-          <w:right w:val="none" w:sz="0" w:space="0" w:color="auto"/>
-          <w:insideH w:val="none" w:sz="0" w:space="0" w:color="auto"/>
-          <w:insideV w:val="none" w:sz="0" w:space="0" w:color="auto"/>
-        </w:tblBorders>
-        <w:tblLayout w:type="fixed"/>
-        <w:tblLook w:val="04A0" w:firstRow="1" w:lastRow="0" w:firstColumn="1" w:lastColumn="0" w:noHBand="0" w:noVBand="1"/>
-      </w:tblPr>
-      <w:tblGrid>
-        <w:gridCol w:w="2700"/>
-        <w:gridCol w:w="2700"/>
-        <w:gridCol w:w="2700"/>
-        <w:gridCol w:w="2700"/>
-      </w:tblGrid>
-      <w:tr>
-        <w:trPr>
-          <w:jc w:val="center"/>
-        </w:trPr>
-        <w:tc>
-          <w:tcPr>
-            <w:tcW w:w="2700" w:type="dxa"/>
-            <w:vAlign w:val="center"/>
-          </w:tcPr>
-          <w:p>
-            <w:pPr>
-              <w:rPr>
-                <w:lang w:val="es-ES"/>
-              </w:rPr>
-            </w:pPr>
-            <w:r>
-              <w:t>{#</w:t>
-            </w:r>
-            <w:proofErr w:type="gramStart"/>
-            <w:r>
-              <w:t>conocimientos}</w:t>
-            </w:r>
-            <w:r>
-              <w:t>{</w:t>
-            </w:r>
-            <w:proofErr w:type="gramEnd"/>
-            <w:r>
-              <w:t>#conocimiento1}</w:t>
-            </w:r>
-            <w:r>
-              <w:t>•</w:t>
-            </w:r>
-            <w:r>
-              <w:t>{conocimiento1}{/conocimiento1}</w:t>
-            </w:r>
-          </w:p>
-        </w:tc>
-        <w:tc>
-          <w:tcPr>
-            <w:tcW w:w="2700" w:type="dxa"/>
-            <w:vAlign w:val="center"/>
-          </w:tcPr>
-          <w:p>
-            <w:pPr>
-              <w:rPr>
-                <w:lang w:val="es-ES"/>
-              </w:rPr>
-            </w:pPr>
-            <w:r>
-              <w:t>{#conocimiento</w:t>
-            </w:r>
-            <w:proofErr w:type="gramStart"/>
-            <w:r>
-              <w:t>2}</w:t>
-            </w:r>
-            <w:r>
-              <w:t>•</w:t>
-            </w:r>
-            <w:proofErr w:type="gramEnd"/>
-            <w:r>
-              <w:t>{conocimiento</w:t>
-            </w:r>
-            <w:r>
-              <w:t>2</w:t>
-            </w:r>
-            <w:r>
-              <w:t>}</w:t>
-            </w:r>
-            <w:r>
-              <w:t>{/conocimiento2}</w:t>
-            </w:r>
-          </w:p>
-        </w:tc>
-        <w:tc>
-          <w:tcPr>
-            <w:tcW w:w="2700" w:type="dxa"/>
-            <w:vAlign w:val="center"/>
-          </w:tcPr>
-          <w:p>
-            <w:pPr>
-              <w:rPr>
-                <w:lang w:val="es-ES"/>
-              </w:rPr>
-            </w:pPr>
-            <w:r>
-              <w:t>{#conocimiento</w:t>
-            </w:r>
-            <w:proofErr w:type="gramStart"/>
-            <w:r>
-              <w:t>3}</w:t>
-            </w:r>
-            <w:r>
-              <w:t>•</w:t>
-            </w:r>
-            <w:proofErr w:type="gramEnd"/>
-            <w:r>
-              <w:t>{conocimiento</w:t>
-            </w:r>
-            <w:r>
-              <w:t>3</w:t>
-            </w:r>
-            <w:r>
-              <w:t>}</w:t>
-            </w:r>
-            <w:r>
-              <w:t>{/conocimiento3}</w:t>
-            </w:r>
-          </w:p>
-        </w:tc>
-        <w:tc>
-          <w:tcPr>
-            <w:tcW w:w="2700" w:type="dxa"/>
-            <w:vAlign w:val="center"/>
-          </w:tcPr>
-          <w:p>
-            <w:pPr>
-              <w:rPr>
-                <w:lang w:val="es-ES"/>
-              </w:rPr>
-            </w:pPr>
-            <w:r>
-              <w:t>{#conocimiento</w:t>
-            </w:r>
-            <w:proofErr w:type="gramStart"/>
-            <w:r>
-              <w:t>4}</w:t>
-            </w:r>
-            <w:r>
-              <w:t>•</w:t>
-            </w:r>
-            <w:proofErr w:type="gramEnd"/>
-            <w:r>
-              <w:t>{conocimiento</w:t>
-            </w:r>
-            <w:r>
-              <w:t>4</w:t>
-            </w:r>
-            <w:r>
-              <w:t>}</w:t>
-            </w:r>
-            <w:r>
-              <w:t>{/conocimiento4}</w:t>
-            </w:r>
-            <w:r>
-              <w:t>{/}</w:t>
-            </w:r>
-          </w:p>
-        </w:tc>
-      </w:tr>
-    </w:tbl>
-    <w:p>
-      <w:pPr>
-        <w:spacing w:before="240"/>
-        <w:rPr>
-          <w:color w:val="000000" w:themeColor="text1"/>
-          <w:lang w:val="es-ES"/>
-        </w:rPr>
-      </w:pPr>
-      <w:r>
-        <w:rPr>
-          <w:color w:val="000000" w:themeColor="text1"/>
-          <w:lang w:val="es-ES"/>
-        </w:rPr>
-        <w:t>{/</w:t>
-      </w:r>
-      <w:proofErr w:type="spellStart"/>
-      <w:r>
-        <w:rPr>
-          <w:color w:val="000000" w:themeColor="text1"/>
-        </w:rPr>
-        <w:t>tieneConocimientos</w:t>
-      </w:r>
-      <w:proofErr w:type="spellEnd"/>
-      <w:r>
-        <w:rPr>
-          <w:color w:val="000000" w:themeColor="text1"/>
-          <w:lang w:val="es-ES"/>
-        </w:rPr>
-        <w:t>}</w:t>
-      </w:r>
-    </w:p>
-    <w:p>
-      <w:pPr>
-        <w:spacing w:before="240"/>
-        <w:rPr>
-          <w:color w:val="000000" w:themeColor="text1"/>
-        </w:rPr>
-      </w:pPr>
-      <w:r>
-        <w:rPr>
-          <w:color w:val="000000" w:themeColor="text1"/>
-          <w:lang w:val="es-ES"/>
-        </w:rPr>
-        <w:t>{#</w:t>
-      </w:r>
-      <w:proofErr w:type="spellStart"/>
-      <w:r>
-        <w:rPr>
-          <w:color w:val="000000" w:themeColor="text1"/>
-        </w:rPr>
-        <w:t>tieneSkills</w:t>
-      </w:r>
-      <w:proofErr w:type="spellEnd"/>
-      <w:r>
-        <w:rPr>
-          <w:color w:val="000000" w:themeColor="text1"/>
-          <w:lang w:val="es-ES"/>
-        </w:rPr>
-        <w:t>}</w:t>
-      </w:r>
-    </w:p>
-    <w:p>
-      <w:pPr>
-        <w:keepNext/>
-        <w:spacing w:before="240" w:after="0"/>
-        <w:rPr>
-          <w:b/>
-          <w:bCs/>
-          <w:color w:val="0070C0"/>
-          <w:lang w:val="es-ES"/>
-        </w:rPr>
-      </w:pPr>
-      <w:r>
-        <w:rPr>
-          <w:b/>
-          <w:bCs/>
-          <w:color w:val="0070C0"/>
-          <w:lang w:val="es-ES"/>
-        </w:rPr>
-        <w:t>SOFT SKILLS</w:t>
       </w:r>
     </w:p>
     <w:p>
@@ -1206,41 +934,20 @@
             </w:r>
             <w:proofErr w:type="gramStart"/>
             <w:r>
-              <w:t>habilidades}</w:t>
+              <w:t>conocimientos}</w:t>
             </w:r>
             <w:r>
               <w:t>{</w:t>
             </w:r>
             <w:proofErr w:type="gramEnd"/>
             <w:r>
-              <w:t>#</w:t>
-            </w:r>
-            <w:r>
-              <w:t>skill</w:t>
-            </w:r>
-            <w:r>
-              <w:t>1}</w:t>
+              <w:t>#conocimiento1}</w:t>
             </w:r>
             <w:r>
               <w:t>•</w:t>
             </w:r>
             <w:r>
-              <w:t>{skill</w:t>
-            </w:r>
-            <w:r>
-              <w:t>1</w:t>
-            </w:r>
-            <w:r>
-              <w:t>}{/</w:t>
-            </w:r>
-            <w:r>
-              <w:t>skill</w:t>
-            </w:r>
-            <w:r>
-              <w:t>1</w:t>
-            </w:r>
-            <w:r>
-              <w:t>}</w:t>
+              <w:t>{conocimiento1}{/conocimiento1}</w:t>
             </w:r>
           </w:p>
         </w:tc>
@@ -1257,10 +964,7 @@
               </w:rPr>
             </w:pPr>
             <w:r>
-              <w:t>{#</w:t>
-            </w:r>
-            <w:r>
-              <w:t>skill</w:t>
+              <w:t>{#conocimiento</w:t>
             </w:r>
             <w:proofErr w:type="gramStart"/>
             <w:r>
@@ -1271,22 +975,16 @@
             </w:r>
             <w:proofErr w:type="gramEnd"/>
             <w:r>
-              <w:t>{</w:t>
-            </w:r>
-            <w:r>
-              <w:t>skill2</w:t>
+              <w:t>{conocimiento</w:t>
+            </w:r>
+            <w:r>
+              <w:t>2</w:t>
             </w:r>
             <w:r>
               <w:t>}</w:t>
             </w:r>
             <w:r>
-              <w:t>{/</w:t>
-            </w:r>
-            <w:r>
-              <w:t>skill2</w:t>
-            </w:r>
-            <w:r>
-              <w:t>}</w:t>
+              <w:t>{/conocimiento2}</w:t>
             </w:r>
           </w:p>
         </w:tc>
@@ -1303,10 +1001,7 @@
               </w:rPr>
             </w:pPr>
             <w:r>
-              <w:t>{#</w:t>
-            </w:r>
-            <w:r>
-              <w:t>skill</w:t>
+              <w:t>{#conocimiento</w:t>
             </w:r>
             <w:proofErr w:type="gramStart"/>
             <w:r>
@@ -1317,22 +1012,16 @@
             </w:r>
             <w:proofErr w:type="gramEnd"/>
             <w:r>
-              <w:t>{</w:t>
-            </w:r>
-            <w:r>
-              <w:t>skill3</w:t>
+              <w:t>{conocimiento</w:t>
+            </w:r>
+            <w:r>
+              <w:t>3</w:t>
             </w:r>
             <w:r>
               <w:t>}</w:t>
             </w:r>
             <w:r>
-              <w:t>{/</w:t>
-            </w:r>
-            <w:r>
-              <w:t>skill3</w:t>
-            </w:r>
-            <w:r>
-              <w:t>}</w:t>
+              <w:t>{/conocimiento3}</w:t>
             </w:r>
           </w:p>
         </w:tc>
@@ -1349,10 +1038,7 @@
               </w:rPr>
             </w:pPr>
             <w:r>
-              <w:t>{#</w:t>
-            </w:r>
-            <w:r>
-              <w:t>skill</w:t>
+              <w:t>{#conocimiento</w:t>
             </w:r>
             <w:proofErr w:type="gramStart"/>
             <w:r>
@@ -1363,10 +1049,7 @@
             </w:r>
             <w:proofErr w:type="gramEnd"/>
             <w:r>
-              <w:t>{</w:t>
-            </w:r>
-            <w:r>
-              <w:t>skill</w:t>
+              <w:t>{conocimiento</w:t>
             </w:r>
             <w:r>
               <w:t>4</w:t>
@@ -1375,19 +1058,10 @@
               <w:t>}</w:t>
             </w:r>
             <w:r>
-              <w:t>{/</w:t>
-            </w:r>
-            <w:r>
-              <w:t>skill</w:t>
-            </w:r>
-            <w:r>
-              <w:t>4}</w:t>
-            </w:r>
-            <w:r>
-              <w:t>{</w:t>
-            </w:r>
-            <w:r>
-              <w:t>/}</w:t>
+              <w:t>{/conocimiento4}</w:t>
+            </w:r>
+            <w:r>
+              <w:t>{/}</w:t>
             </w:r>
           </w:p>
         </w:tc>
@@ -1412,6 +1086,338 @@
       <w:r>
         <w:rPr>
           <w:color w:val="000000" w:themeColor="text1"/>
+        </w:rPr>
+        <w:t>tieneConocimientos</w:t>
+      </w:r>
+      <w:proofErr w:type="spellEnd"/>
+      <w:r>
+        <w:rPr>
+          <w:color w:val="000000" w:themeColor="text1"/>
+          <w:lang w:val="es-ES"/>
+        </w:rPr>
+        <w:t>}</w:t>
+      </w:r>
+    </w:p>
+    <w:p>
+      <w:pPr>
+        <w:spacing w:before="240"/>
+        <w:rPr>
+          <w:color w:val="000000" w:themeColor="text1"/>
+        </w:rPr>
+      </w:pPr>
+      <w:r>
+        <w:rPr>
+          <w:color w:val="000000" w:themeColor="text1"/>
+          <w:lang w:val="es-ES"/>
+        </w:rPr>
+        <w:t>{#</w:t>
+      </w:r>
+      <w:proofErr w:type="spellStart"/>
+      <w:r>
+        <w:rPr>
+          <w:color w:val="000000" w:themeColor="text1"/>
+        </w:rPr>
+        <w:t>tieneSkills</w:t>
+      </w:r>
+      <w:proofErr w:type="spellEnd"/>
+      <w:r>
+        <w:rPr>
+          <w:color w:val="000000" w:themeColor="text1"/>
+          <w:lang w:val="es-ES"/>
+        </w:rPr>
+        <w:t>}</w:t>
+      </w:r>
+    </w:p>
+    <w:p>
+      <w:pPr>
+        <w:keepNext/>
+        <w:spacing w:before="240" w:after="0"/>
+        <w:rPr>
+          <w:b/>
+          <w:bCs/>
+          <w:color w:val="0070C0"/>
+          <w:lang w:val="es-ES"/>
+        </w:rPr>
+      </w:pPr>
+      <w:r>
+        <w:rPr>
+          <w:b/>
+          <w:bCs/>
+          <w:color w:val="0070C0"/>
+          <w:lang w:val="es-ES"/>
+        </w:rPr>
+        <w:t>SOFT SKILLS</w:t>
+      </w:r>
+    </w:p>
+    <w:p>
+      <w:pPr>
+        <w:keepNext/>
+        <w:spacing w:after="0"/>
+        <w:rPr>
+          <w:b/>
+          <w:bCs/>
+          <w:color w:val="000000" w:themeColor="text1"/>
+          <w:lang w:val="es-ES"/>
+        </w:rPr>
+      </w:pPr>
+      <w:r>
+        <w:rPr>
+          <w:b/>
+          <w:bCs/>
+          <w:color w:val="000000" w:themeColor="text1"/>
+        </w:rPr>
+        <w:t>‾‾‾‾‾‾‾‾‾‾‾‾‾‾‾‾‾‾‾‾‾‾‾‾‾‾‾‾‾‾‾‾‾‾‾‾‾‾‾‾‾‾‾‾‾‾‾‾‾‾‾‾‾‾‾‾‾‾‾‾‾‾‾‾‾‾‾‾‾‾‾‾‾‾‾‾‾‾‾‾‾‾‾‾‾‾‾‾‾‾‾‾‾‾‾‾‾</w:t>
+      </w:r>
+    </w:p>
+    <w:tbl>
+      <w:tblPr>
+        <w:tblStyle w:val="Tablaconcuadrcula"/>
+        <w:tblW w:w="0" w:type="auto"/>
+        <w:jc w:val="center"/>
+        <w:tblBorders>
+          <w:top w:val="none" w:sz="0" w:space="0" w:color="auto"/>
+          <w:left w:val="none" w:sz="0" w:space="0" w:color="auto"/>
+          <w:bottom w:val="none" w:sz="0" w:space="0" w:color="auto"/>
+          <w:right w:val="none" w:sz="0" w:space="0" w:color="auto"/>
+          <w:insideH w:val="none" w:sz="0" w:space="0" w:color="auto"/>
+          <w:insideV w:val="none" w:sz="0" w:space="0" w:color="auto"/>
+        </w:tblBorders>
+        <w:tblLayout w:type="fixed"/>
+        <w:tblLook w:val="04A0" w:firstRow="1" w:lastRow="0" w:firstColumn="1" w:lastColumn="0" w:noHBand="0" w:noVBand="1"/>
+      </w:tblPr>
+      <w:tblGrid>
+        <w:gridCol w:w="2700"/>
+        <w:gridCol w:w="2700"/>
+        <w:gridCol w:w="2700"/>
+        <w:gridCol w:w="2700"/>
+      </w:tblGrid>
+      <w:tr>
+        <w:trPr>
+          <w:jc w:val="center"/>
+        </w:trPr>
+        <w:tc>
+          <w:tcPr>
+            <w:tcW w:w="2700" w:type="dxa"/>
+            <w:vAlign w:val="center"/>
+          </w:tcPr>
+          <w:p>
+            <w:pPr>
+              <w:keepNext/>
+              <w:rPr>
+                <w:lang w:val="es-ES"/>
+              </w:rPr>
+            </w:pPr>
+            <w:r>
+              <w:t>{#</w:t>
+            </w:r>
+            <w:proofErr w:type="gramStart"/>
+            <w:r>
+              <w:t>habilidades}</w:t>
+            </w:r>
+            <w:r>
+              <w:t>{</w:t>
+            </w:r>
+            <w:proofErr w:type="gramEnd"/>
+            <w:r>
+              <w:t>#</w:t>
+            </w:r>
+            <w:r>
+              <w:t>skill</w:t>
+            </w:r>
+            <w:r>
+              <w:t>1}</w:t>
+            </w:r>
+            <w:r>
+              <w:t>•</w:t>
+            </w:r>
+            <w:r>
+              <w:t>{skill</w:t>
+            </w:r>
+            <w:r>
+              <w:t>1</w:t>
+            </w:r>
+            <w:r>
+              <w:t>}{/</w:t>
+            </w:r>
+            <w:r>
+              <w:t>skill</w:t>
+            </w:r>
+            <w:r>
+              <w:t>1</w:t>
+            </w:r>
+            <w:r>
+              <w:t>}</w:t>
+            </w:r>
+          </w:p>
+        </w:tc>
+        <w:tc>
+          <w:tcPr>
+            <w:tcW w:w="2700" w:type="dxa"/>
+            <w:vAlign w:val="center"/>
+          </w:tcPr>
+          <w:p>
+            <w:pPr>
+              <w:keepNext/>
+              <w:rPr>
+                <w:lang w:val="es-ES"/>
+              </w:rPr>
+            </w:pPr>
+            <w:r>
+              <w:t>{#</w:t>
+            </w:r>
+            <w:r>
+              <w:t>skill</w:t>
+            </w:r>
+            <w:proofErr w:type="gramStart"/>
+            <w:r>
+              <w:t>2}</w:t>
+            </w:r>
+            <w:r>
+              <w:t>•</w:t>
+            </w:r>
+            <w:proofErr w:type="gramEnd"/>
+            <w:r>
+              <w:t>{</w:t>
+            </w:r>
+            <w:r>
+              <w:t>skill2</w:t>
+            </w:r>
+            <w:r>
+              <w:t>}</w:t>
+            </w:r>
+            <w:r>
+              <w:t>{/</w:t>
+            </w:r>
+            <w:r>
+              <w:t>skill2</w:t>
+            </w:r>
+            <w:r>
+              <w:t>}</w:t>
+            </w:r>
+          </w:p>
+        </w:tc>
+        <w:tc>
+          <w:tcPr>
+            <w:tcW w:w="2700" w:type="dxa"/>
+            <w:vAlign w:val="center"/>
+          </w:tcPr>
+          <w:p>
+            <w:pPr>
+              <w:keepNext/>
+              <w:rPr>
+                <w:lang w:val="es-ES"/>
+              </w:rPr>
+            </w:pPr>
+            <w:r>
+              <w:t>{#</w:t>
+            </w:r>
+            <w:r>
+              <w:t>skill</w:t>
+            </w:r>
+            <w:proofErr w:type="gramStart"/>
+            <w:r>
+              <w:t>3}</w:t>
+            </w:r>
+            <w:r>
+              <w:t>•</w:t>
+            </w:r>
+            <w:proofErr w:type="gramEnd"/>
+            <w:r>
+              <w:t>{</w:t>
+            </w:r>
+            <w:r>
+              <w:t>skill3</w:t>
+            </w:r>
+            <w:r>
+              <w:t>}</w:t>
+            </w:r>
+            <w:r>
+              <w:t>{/</w:t>
+            </w:r>
+            <w:r>
+              <w:t>skill3</w:t>
+            </w:r>
+            <w:r>
+              <w:t>}</w:t>
+            </w:r>
+          </w:p>
+        </w:tc>
+        <w:tc>
+          <w:tcPr>
+            <w:tcW w:w="2700" w:type="dxa"/>
+            <w:vAlign w:val="center"/>
+          </w:tcPr>
+          <w:p>
+            <w:pPr>
+              <w:keepNext/>
+              <w:rPr>
+                <w:lang w:val="es-ES"/>
+              </w:rPr>
+            </w:pPr>
+            <w:r>
+              <w:t>{#</w:t>
+            </w:r>
+            <w:r>
+              <w:t>skill</w:t>
+            </w:r>
+            <w:proofErr w:type="gramStart"/>
+            <w:r>
+              <w:t>4}</w:t>
+            </w:r>
+            <w:r>
+              <w:t>•</w:t>
+            </w:r>
+            <w:proofErr w:type="gramEnd"/>
+            <w:r>
+              <w:t>{</w:t>
+            </w:r>
+            <w:r>
+              <w:t>skill</w:t>
+            </w:r>
+            <w:r>
+              <w:t>4</w:t>
+            </w:r>
+            <w:r>
+              <w:t>}</w:t>
+            </w:r>
+            <w:r>
+              <w:t>{/</w:t>
+            </w:r>
+            <w:r>
+              <w:t>skill</w:t>
+            </w:r>
+            <w:r>
+              <w:t>4}</w:t>
+            </w:r>
+            <w:r>
+              <w:t>{</w:t>
+            </w:r>
+            <w:r>
+              <w:t>/}</w:t>
+            </w:r>
+          </w:p>
+        </w:tc>
+      </w:tr>
+    </w:tbl>
+    <w:p>
+      <w:pPr>
+        <w:spacing w:before="240"/>
+        <w:rPr>
+          <w:color w:val="000000" w:themeColor="text1"/>
+          <w:lang w:val="es-ES"/>
+        </w:rPr>
+      </w:pPr>
+      <w:r>
+        <w:rPr>
+          <w:color w:val="000000" w:themeColor="text1"/>
+          <w:lang w:val="es-ES"/>
+        </w:rPr>
+        <w:t>{/</w:t>
+      </w:r>
+      <w:proofErr w:type="spellStart"/>
+      <w:r>
+        <w:rPr>
+          <w:color w:val="000000" w:themeColor="text1"/>
           <w:lang w:val="es-ES"/>
         </w:rPr>
         <w:t>tieneSkills</w:t>
@@ -1676,6 +1682,12 @@
       <w:r>
         <w:t>}</w:t>
       </w:r>
+    </w:p>
+    <w:p>
+      <w:pPr>
+        <w:spacing w:after="0"/>
+        <w:jc w:val="both"/>
+      </w:pPr>
     </w:p>
     <w:p>
       <w:pPr>

--- a/assets/PlantillaUnoEng.docx
+++ b/assets/PlantillaUnoEng.docx
@@ -852,8 +852,280 @@
     </w:p>
     <w:p>
       <w:pPr>
+        <w:spacing w:after="0"/>
+        <w:rPr>
+          <w:b/>
+          <w:bCs/>
+          <w:color w:val="0070C0"/>
+          <w:lang w:val="es-ES"/>
+        </w:rPr>
+      </w:pPr>
+      <w:r>
+        <w:rPr>
+          <w:b/>
+          <w:bCs/>
+          <w:color w:val="0070C0"/>
+          <w:lang w:val="es-ES"/>
+        </w:rPr>
+        <w:t>TECHNICIAL KNOWHOW</w:t>
+      </w:r>
+    </w:p>
+    <w:p>
+      <w:pPr>
+        <w:spacing w:after="0"/>
+        <w:rPr>
+          <w:b/>
+          <w:bCs/>
+          <w:color w:val="000000" w:themeColor="text1"/>
+          <w:lang w:val="es-ES"/>
+        </w:rPr>
+      </w:pPr>
+      <w:r>
+        <w:rPr>
+          <w:b/>
+          <w:bCs/>
+          <w:color w:val="000000" w:themeColor="text1"/>
+        </w:rPr>
+        <w:t>‾‾‾‾‾‾‾‾‾‾‾‾‾‾‾‾‾‾‾‾‾‾‾‾‾‾‾‾‾‾‾‾‾‾‾‾‾‾‾‾‾‾‾‾‾‾‾‾‾‾‾‾‾‾‾‾‾‾‾‾‾‾‾‾‾‾‾‾‾‾‾‾‾‾‾‾‾‾‾‾‾‾‾‾‾‾‾‾‾‾‾‾‾‾‾‾‾</w:t>
+      </w:r>
+    </w:p>
+    <w:tbl>
+      <w:tblPr>
+        <w:tblStyle w:val="Tablaconcuadrcula"/>
+        <w:tblW w:w="0" w:type="auto"/>
+        <w:jc w:val="center"/>
+        <w:tblBorders>
+          <w:top w:val="none" w:sz="0" w:space="0" w:color="auto"/>
+          <w:left w:val="none" w:sz="0" w:space="0" w:color="auto"/>
+          <w:bottom w:val="none" w:sz="0" w:space="0" w:color="auto"/>
+          <w:right w:val="none" w:sz="0" w:space="0" w:color="auto"/>
+          <w:insideH w:val="none" w:sz="0" w:space="0" w:color="auto"/>
+          <w:insideV w:val="none" w:sz="0" w:space="0" w:color="auto"/>
+        </w:tblBorders>
+        <w:tblLayout w:type="fixed"/>
+        <w:tblLook w:val="04A0" w:firstRow="1" w:lastRow="0" w:firstColumn="1" w:lastColumn="0" w:noHBand="0" w:noVBand="1"/>
+      </w:tblPr>
+      <w:tblGrid>
+        <w:gridCol w:w="2700"/>
+        <w:gridCol w:w="2700"/>
+        <w:gridCol w:w="2700"/>
+        <w:gridCol w:w="2700"/>
+      </w:tblGrid>
+      <w:tr>
+        <w:trPr>
+          <w:jc w:val="center"/>
+        </w:trPr>
+        <w:tc>
+          <w:tcPr>
+            <w:tcW w:w="2700" w:type="dxa"/>
+            <w:vAlign w:val="center"/>
+          </w:tcPr>
+          <w:p>
+            <w:pPr>
+              <w:rPr>
+                <w:lang w:val="es-ES"/>
+              </w:rPr>
+            </w:pPr>
+            <w:r>
+              <w:t>{#</w:t>
+            </w:r>
+            <w:proofErr w:type="gramStart"/>
+            <w:r>
+              <w:t>conocimientos}</w:t>
+            </w:r>
+            <w:r>
+              <w:t>{</w:t>
+            </w:r>
+            <w:proofErr w:type="gramEnd"/>
+            <w:r>
+              <w:t>#conocimiento1}</w:t>
+            </w:r>
+            <w:r>
+              <w:t>•</w:t>
+            </w:r>
+            <w:r>
+              <w:t>{conocimiento1}{/conocimiento1}</w:t>
+            </w:r>
+          </w:p>
+        </w:tc>
+        <w:tc>
+          <w:tcPr>
+            <w:tcW w:w="2700" w:type="dxa"/>
+            <w:vAlign w:val="center"/>
+          </w:tcPr>
+          <w:p>
+            <w:pPr>
+              <w:rPr>
+                <w:lang w:val="es-ES"/>
+              </w:rPr>
+            </w:pPr>
+            <w:r>
+              <w:t>{#conocimiento</w:t>
+            </w:r>
+            <w:proofErr w:type="gramStart"/>
+            <w:r>
+              <w:t>2}</w:t>
+            </w:r>
+            <w:r>
+              <w:t>•</w:t>
+            </w:r>
+            <w:proofErr w:type="gramEnd"/>
+            <w:r>
+              <w:t>{conocimiento</w:t>
+            </w:r>
+            <w:r>
+              <w:t>2</w:t>
+            </w:r>
+            <w:r>
+              <w:t>}</w:t>
+            </w:r>
+            <w:r>
+              <w:t>{/conocimiento2}</w:t>
+            </w:r>
+          </w:p>
+        </w:tc>
+        <w:tc>
+          <w:tcPr>
+            <w:tcW w:w="2700" w:type="dxa"/>
+            <w:vAlign w:val="center"/>
+          </w:tcPr>
+          <w:p>
+            <w:pPr>
+              <w:rPr>
+                <w:lang w:val="es-ES"/>
+              </w:rPr>
+            </w:pPr>
+            <w:r>
+              <w:t>{#conocimiento</w:t>
+            </w:r>
+            <w:proofErr w:type="gramStart"/>
+            <w:r>
+              <w:t>3}</w:t>
+            </w:r>
+            <w:r>
+              <w:t>•</w:t>
+            </w:r>
+            <w:proofErr w:type="gramEnd"/>
+            <w:r>
+              <w:t>{conocimiento</w:t>
+            </w:r>
+            <w:r>
+              <w:t>3</w:t>
+            </w:r>
+            <w:r>
+              <w:t>}</w:t>
+            </w:r>
+            <w:r>
+              <w:t>{/conocimiento3}</w:t>
+            </w:r>
+          </w:p>
+        </w:tc>
+        <w:tc>
+          <w:tcPr>
+            <w:tcW w:w="2700" w:type="dxa"/>
+            <w:vAlign w:val="center"/>
+          </w:tcPr>
+          <w:p>
+            <w:pPr>
+              <w:rPr>
+                <w:lang w:val="es-ES"/>
+              </w:rPr>
+            </w:pPr>
+            <w:r>
+              <w:t>{#conocimiento</w:t>
+            </w:r>
+            <w:proofErr w:type="gramStart"/>
+            <w:r>
+              <w:t>4}</w:t>
+            </w:r>
+            <w:r>
+              <w:t>•</w:t>
+            </w:r>
+            <w:proofErr w:type="gramEnd"/>
+            <w:r>
+              <w:t>{conocimiento</w:t>
+            </w:r>
+            <w:r>
+              <w:t>4</w:t>
+            </w:r>
+            <w:r>
+              <w:t>}</w:t>
+            </w:r>
+            <w:r>
+              <w:t>{/conocimiento4}</w:t>
+            </w:r>
+            <w:r>
+              <w:t>{/}</w:t>
+            </w:r>
+          </w:p>
+        </w:tc>
+      </w:tr>
+    </w:tbl>
+    <w:p>
+      <w:pPr>
+        <w:spacing w:before="240"/>
+        <w:rPr>
+          <w:color w:val="000000" w:themeColor="text1"/>
+          <w:lang w:val="es-ES"/>
+        </w:rPr>
+      </w:pPr>
+      <w:r>
+        <w:rPr>
+          <w:color w:val="000000" w:themeColor="text1"/>
+          <w:lang w:val="es-ES"/>
+        </w:rPr>
+        <w:t>{/</w:t>
+      </w:r>
+      <w:proofErr w:type="spellStart"/>
+      <w:r>
+        <w:rPr>
+          <w:color w:val="000000" w:themeColor="text1"/>
+        </w:rPr>
+        <w:t>tieneConocimientos</w:t>
+      </w:r>
+      <w:proofErr w:type="spellEnd"/>
+      <w:r>
+        <w:rPr>
+          <w:color w:val="000000" w:themeColor="text1"/>
+          <w:lang w:val="es-ES"/>
+        </w:rPr>
+        <w:t>}</w:t>
+      </w:r>
+    </w:p>
+    <w:p>
+      <w:pPr>
+        <w:spacing w:before="240"/>
+        <w:rPr>
+          <w:color w:val="000000" w:themeColor="text1"/>
+        </w:rPr>
+      </w:pPr>
+      <w:r>
+        <w:rPr>
+          <w:color w:val="000000" w:themeColor="text1"/>
+          <w:lang w:val="es-ES"/>
+        </w:rPr>
+        <w:t>{#</w:t>
+      </w:r>
+      <w:proofErr w:type="spellStart"/>
+      <w:r>
+        <w:rPr>
+          <w:color w:val="000000" w:themeColor="text1"/>
+        </w:rPr>
+        <w:t>tieneSkills</w:t>
+      </w:r>
+      <w:proofErr w:type="spellEnd"/>
+      <w:r>
+        <w:rPr>
+          <w:color w:val="000000" w:themeColor="text1"/>
+          <w:lang w:val="es-ES"/>
+        </w:rPr>
+        <w:t>}</w:t>
+      </w:r>
+    </w:p>
+    <w:p>
+      <w:pPr>
         <w:keepNext/>
-        <w:spacing w:after="0"/>
+        <w:spacing w:before="240" w:after="0"/>
         <w:rPr>
           <w:b/>
           <w:bCs/>
@@ -868,7 +1140,7 @@
           <w:color w:val="0070C0"/>
           <w:lang w:val="es-ES"/>
         </w:rPr>
-        <w:t>TECHNICIAL KNOWHOW</w:t>
+        <w:t>SOFT SKILLS</w:t>
       </w:r>
     </w:p>
     <w:p>
@@ -934,20 +1206,41 @@
             </w:r>
             <w:proofErr w:type="gramStart"/>
             <w:r>
-              <w:t>conocimientos}</w:t>
+              <w:t>habilidades}</w:t>
             </w:r>
             <w:r>
               <w:t>{</w:t>
             </w:r>
             <w:proofErr w:type="gramEnd"/>
             <w:r>
-              <w:t>#conocimiento1}</w:t>
+              <w:t>#</w:t>
+            </w:r>
+            <w:r>
+              <w:t>skill</w:t>
+            </w:r>
+            <w:r>
+              <w:t>1}</w:t>
             </w:r>
             <w:r>
               <w:t>•</w:t>
             </w:r>
             <w:r>
-              <w:t>{conocimiento1}{/conocimiento1}</w:t>
+              <w:t>{skill</w:t>
+            </w:r>
+            <w:r>
+              <w:t>1</w:t>
+            </w:r>
+            <w:r>
+              <w:t>}{/</w:t>
+            </w:r>
+            <w:r>
+              <w:t>skill</w:t>
+            </w:r>
+            <w:r>
+              <w:t>1</w:t>
+            </w:r>
+            <w:r>
+              <w:t>}</w:t>
             </w:r>
           </w:p>
         </w:tc>
@@ -964,7 +1257,10 @@
               </w:rPr>
             </w:pPr>
             <w:r>
-              <w:t>{#conocimiento</w:t>
+              <w:t>{#</w:t>
+            </w:r>
+            <w:r>
+              <w:t>skill</w:t>
             </w:r>
             <w:proofErr w:type="gramStart"/>
             <w:r>
@@ -975,16 +1271,22 @@
             </w:r>
             <w:proofErr w:type="gramEnd"/>
             <w:r>
-              <w:t>{conocimiento</w:t>
-            </w:r>
-            <w:r>
-              <w:t>2</w:t>
+              <w:t>{</w:t>
+            </w:r>
+            <w:r>
+              <w:t>skill2</w:t>
             </w:r>
             <w:r>
               <w:t>}</w:t>
             </w:r>
             <w:r>
-              <w:t>{/conocimiento2}</w:t>
+              <w:t>{/</w:t>
+            </w:r>
+            <w:r>
+              <w:t>skill2</w:t>
+            </w:r>
+            <w:r>
+              <w:t>}</w:t>
             </w:r>
           </w:p>
         </w:tc>
@@ -1001,7 +1303,10 @@
               </w:rPr>
             </w:pPr>
             <w:r>
-              <w:t>{#conocimiento</w:t>
+              <w:t>{#</w:t>
+            </w:r>
+            <w:r>
+              <w:t>skill</w:t>
             </w:r>
             <w:proofErr w:type="gramStart"/>
             <w:r>
@@ -1012,16 +1317,22 @@
             </w:r>
             <w:proofErr w:type="gramEnd"/>
             <w:r>
-              <w:t>{conocimiento</w:t>
-            </w:r>
-            <w:r>
-              <w:t>3</w:t>
+              <w:t>{</w:t>
+            </w:r>
+            <w:r>
+              <w:t>skill3</w:t>
             </w:r>
             <w:r>
               <w:t>}</w:t>
             </w:r>
             <w:r>
-              <w:t>{/conocimiento3}</w:t>
+              <w:t>{/</w:t>
+            </w:r>
+            <w:r>
+              <w:t>skill3</w:t>
+            </w:r>
+            <w:r>
+              <w:t>}</w:t>
             </w:r>
           </w:p>
         </w:tc>
@@ -1038,7 +1349,10 @@
               </w:rPr>
             </w:pPr>
             <w:r>
-              <w:t>{#conocimiento</w:t>
+              <w:t>{#</w:t>
+            </w:r>
+            <w:r>
+              <w:t>skill</w:t>
             </w:r>
             <w:proofErr w:type="gramStart"/>
             <w:r>
@@ -1049,7 +1363,10 @@
             </w:r>
             <w:proofErr w:type="gramEnd"/>
             <w:r>
-              <w:t>{conocimiento</w:t>
+              <w:t>{</w:t>
+            </w:r>
+            <w:r>
+              <w:t>skill</w:t>
             </w:r>
             <w:r>
               <w:t>4</w:t>
@@ -1058,10 +1375,19 @@
               <w:t>}</w:t>
             </w:r>
             <w:r>
-              <w:t>{/conocimiento4}</w:t>
-            </w:r>
-            <w:r>
-              <w:t>{/}</w:t>
+              <w:t>{/</w:t>
+            </w:r>
+            <w:r>
+              <w:t>skill</w:t>
+            </w:r>
+            <w:r>
+              <w:t>4}</w:t>
+            </w:r>
+            <w:r>
+              <w:t>{</w:t>
+            </w:r>
+            <w:r>
+              <w:t>/}</w:t>
             </w:r>
           </w:p>
         </w:tc>
@@ -1086,338 +1412,6 @@
       <w:r>
         <w:rPr>
           <w:color w:val="000000" w:themeColor="text1"/>
-        </w:rPr>
-        <w:t>tieneConocimientos</w:t>
-      </w:r>
-      <w:proofErr w:type="spellEnd"/>
-      <w:r>
-        <w:rPr>
-          <w:color w:val="000000" w:themeColor="text1"/>
-          <w:lang w:val="es-ES"/>
-        </w:rPr>
-        <w:t>}</w:t>
-      </w:r>
-    </w:p>
-    <w:p>
-      <w:pPr>
-        <w:spacing w:before="240"/>
-        <w:rPr>
-          <w:color w:val="000000" w:themeColor="text1"/>
-        </w:rPr>
-      </w:pPr>
-      <w:r>
-        <w:rPr>
-          <w:color w:val="000000" w:themeColor="text1"/>
-          <w:lang w:val="es-ES"/>
-        </w:rPr>
-        <w:t>{#</w:t>
-      </w:r>
-      <w:proofErr w:type="spellStart"/>
-      <w:r>
-        <w:rPr>
-          <w:color w:val="000000" w:themeColor="text1"/>
-        </w:rPr>
-        <w:t>tieneSkills</w:t>
-      </w:r>
-      <w:proofErr w:type="spellEnd"/>
-      <w:r>
-        <w:rPr>
-          <w:color w:val="000000" w:themeColor="text1"/>
-          <w:lang w:val="es-ES"/>
-        </w:rPr>
-        <w:t>}</w:t>
-      </w:r>
-    </w:p>
-    <w:p>
-      <w:pPr>
-        <w:keepNext/>
-        <w:spacing w:before="240" w:after="0"/>
-        <w:rPr>
-          <w:b/>
-          <w:bCs/>
-          <w:color w:val="0070C0"/>
-          <w:lang w:val="es-ES"/>
-        </w:rPr>
-      </w:pPr>
-      <w:r>
-        <w:rPr>
-          <w:b/>
-          <w:bCs/>
-          <w:color w:val="0070C0"/>
-          <w:lang w:val="es-ES"/>
-        </w:rPr>
-        <w:t>SOFT SKILLS</w:t>
-      </w:r>
-    </w:p>
-    <w:p>
-      <w:pPr>
-        <w:keepNext/>
-        <w:spacing w:after="0"/>
-        <w:rPr>
-          <w:b/>
-          <w:bCs/>
-          <w:color w:val="000000" w:themeColor="text1"/>
-          <w:lang w:val="es-ES"/>
-        </w:rPr>
-      </w:pPr>
-      <w:r>
-        <w:rPr>
-          <w:b/>
-          <w:bCs/>
-          <w:color w:val="000000" w:themeColor="text1"/>
-        </w:rPr>
-        <w:t>‾‾‾‾‾‾‾‾‾‾‾‾‾‾‾‾‾‾‾‾‾‾‾‾‾‾‾‾‾‾‾‾‾‾‾‾‾‾‾‾‾‾‾‾‾‾‾‾‾‾‾‾‾‾‾‾‾‾‾‾‾‾‾‾‾‾‾‾‾‾‾‾‾‾‾‾‾‾‾‾‾‾‾‾‾‾‾‾‾‾‾‾‾‾‾‾‾</w:t>
-      </w:r>
-    </w:p>
-    <w:tbl>
-      <w:tblPr>
-        <w:tblStyle w:val="Tablaconcuadrcula"/>
-        <w:tblW w:w="0" w:type="auto"/>
-        <w:jc w:val="center"/>
-        <w:tblBorders>
-          <w:top w:val="none" w:sz="0" w:space="0" w:color="auto"/>
-          <w:left w:val="none" w:sz="0" w:space="0" w:color="auto"/>
-          <w:bottom w:val="none" w:sz="0" w:space="0" w:color="auto"/>
-          <w:right w:val="none" w:sz="0" w:space="0" w:color="auto"/>
-          <w:insideH w:val="none" w:sz="0" w:space="0" w:color="auto"/>
-          <w:insideV w:val="none" w:sz="0" w:space="0" w:color="auto"/>
-        </w:tblBorders>
-        <w:tblLayout w:type="fixed"/>
-        <w:tblLook w:val="04A0" w:firstRow="1" w:lastRow="0" w:firstColumn="1" w:lastColumn="0" w:noHBand="0" w:noVBand="1"/>
-      </w:tblPr>
-      <w:tblGrid>
-        <w:gridCol w:w="2700"/>
-        <w:gridCol w:w="2700"/>
-        <w:gridCol w:w="2700"/>
-        <w:gridCol w:w="2700"/>
-      </w:tblGrid>
-      <w:tr>
-        <w:trPr>
-          <w:jc w:val="center"/>
-        </w:trPr>
-        <w:tc>
-          <w:tcPr>
-            <w:tcW w:w="2700" w:type="dxa"/>
-            <w:vAlign w:val="center"/>
-          </w:tcPr>
-          <w:p>
-            <w:pPr>
-              <w:keepNext/>
-              <w:rPr>
-                <w:lang w:val="es-ES"/>
-              </w:rPr>
-            </w:pPr>
-            <w:r>
-              <w:t>{#</w:t>
-            </w:r>
-            <w:proofErr w:type="gramStart"/>
-            <w:r>
-              <w:t>habilidades}</w:t>
-            </w:r>
-            <w:r>
-              <w:t>{</w:t>
-            </w:r>
-            <w:proofErr w:type="gramEnd"/>
-            <w:r>
-              <w:t>#</w:t>
-            </w:r>
-            <w:r>
-              <w:t>skill</w:t>
-            </w:r>
-            <w:r>
-              <w:t>1}</w:t>
-            </w:r>
-            <w:r>
-              <w:t>•</w:t>
-            </w:r>
-            <w:r>
-              <w:t>{skill</w:t>
-            </w:r>
-            <w:r>
-              <w:t>1</w:t>
-            </w:r>
-            <w:r>
-              <w:t>}{/</w:t>
-            </w:r>
-            <w:r>
-              <w:t>skill</w:t>
-            </w:r>
-            <w:r>
-              <w:t>1</w:t>
-            </w:r>
-            <w:r>
-              <w:t>}</w:t>
-            </w:r>
-          </w:p>
-        </w:tc>
-        <w:tc>
-          <w:tcPr>
-            <w:tcW w:w="2700" w:type="dxa"/>
-            <w:vAlign w:val="center"/>
-          </w:tcPr>
-          <w:p>
-            <w:pPr>
-              <w:keepNext/>
-              <w:rPr>
-                <w:lang w:val="es-ES"/>
-              </w:rPr>
-            </w:pPr>
-            <w:r>
-              <w:t>{#</w:t>
-            </w:r>
-            <w:r>
-              <w:t>skill</w:t>
-            </w:r>
-            <w:proofErr w:type="gramStart"/>
-            <w:r>
-              <w:t>2}</w:t>
-            </w:r>
-            <w:r>
-              <w:t>•</w:t>
-            </w:r>
-            <w:proofErr w:type="gramEnd"/>
-            <w:r>
-              <w:t>{</w:t>
-            </w:r>
-            <w:r>
-              <w:t>skill2</w:t>
-            </w:r>
-            <w:r>
-              <w:t>}</w:t>
-            </w:r>
-            <w:r>
-              <w:t>{/</w:t>
-            </w:r>
-            <w:r>
-              <w:t>skill2</w:t>
-            </w:r>
-            <w:r>
-              <w:t>}</w:t>
-            </w:r>
-          </w:p>
-        </w:tc>
-        <w:tc>
-          <w:tcPr>
-            <w:tcW w:w="2700" w:type="dxa"/>
-            <w:vAlign w:val="center"/>
-          </w:tcPr>
-          <w:p>
-            <w:pPr>
-              <w:keepNext/>
-              <w:rPr>
-                <w:lang w:val="es-ES"/>
-              </w:rPr>
-            </w:pPr>
-            <w:r>
-              <w:t>{#</w:t>
-            </w:r>
-            <w:r>
-              <w:t>skill</w:t>
-            </w:r>
-            <w:proofErr w:type="gramStart"/>
-            <w:r>
-              <w:t>3}</w:t>
-            </w:r>
-            <w:r>
-              <w:t>•</w:t>
-            </w:r>
-            <w:proofErr w:type="gramEnd"/>
-            <w:r>
-              <w:t>{</w:t>
-            </w:r>
-            <w:r>
-              <w:t>skill3</w:t>
-            </w:r>
-            <w:r>
-              <w:t>}</w:t>
-            </w:r>
-            <w:r>
-              <w:t>{/</w:t>
-            </w:r>
-            <w:r>
-              <w:t>skill3</w:t>
-            </w:r>
-            <w:r>
-              <w:t>}</w:t>
-            </w:r>
-          </w:p>
-        </w:tc>
-        <w:tc>
-          <w:tcPr>
-            <w:tcW w:w="2700" w:type="dxa"/>
-            <w:vAlign w:val="center"/>
-          </w:tcPr>
-          <w:p>
-            <w:pPr>
-              <w:keepNext/>
-              <w:rPr>
-                <w:lang w:val="es-ES"/>
-              </w:rPr>
-            </w:pPr>
-            <w:r>
-              <w:t>{#</w:t>
-            </w:r>
-            <w:r>
-              <w:t>skill</w:t>
-            </w:r>
-            <w:proofErr w:type="gramStart"/>
-            <w:r>
-              <w:t>4}</w:t>
-            </w:r>
-            <w:r>
-              <w:t>•</w:t>
-            </w:r>
-            <w:proofErr w:type="gramEnd"/>
-            <w:r>
-              <w:t>{</w:t>
-            </w:r>
-            <w:r>
-              <w:t>skill</w:t>
-            </w:r>
-            <w:r>
-              <w:t>4</w:t>
-            </w:r>
-            <w:r>
-              <w:t>}</w:t>
-            </w:r>
-            <w:r>
-              <w:t>{/</w:t>
-            </w:r>
-            <w:r>
-              <w:t>skill</w:t>
-            </w:r>
-            <w:r>
-              <w:t>4}</w:t>
-            </w:r>
-            <w:r>
-              <w:t>{</w:t>
-            </w:r>
-            <w:r>
-              <w:t>/}</w:t>
-            </w:r>
-          </w:p>
-        </w:tc>
-      </w:tr>
-    </w:tbl>
-    <w:p>
-      <w:pPr>
-        <w:spacing w:before="240"/>
-        <w:rPr>
-          <w:color w:val="000000" w:themeColor="text1"/>
-          <w:lang w:val="es-ES"/>
-        </w:rPr>
-      </w:pPr>
-      <w:r>
-        <w:rPr>
-          <w:color w:val="000000" w:themeColor="text1"/>
-          <w:lang w:val="es-ES"/>
-        </w:rPr>
-        <w:t>{/</w:t>
-      </w:r>
-      <w:proofErr w:type="spellStart"/>
-      <w:r>
-        <w:rPr>
-          <w:color w:val="000000" w:themeColor="text1"/>
           <w:lang w:val="es-ES"/>
         </w:rPr>
         <w:t>tieneSkills</w:t>
@@ -1682,12 +1676,6 @@
       <w:r>
         <w:t>}</w:t>
       </w:r>
-    </w:p>
-    <w:p>
-      <w:pPr>
-        <w:spacing w:after="0"/>
-        <w:jc w:val="both"/>
-      </w:pPr>
     </w:p>
     <w:p>
       <w:pPr>

--- a/assets/PlantillaUnoEng.docx
+++ b/assets/PlantillaUnoEng.docx
@@ -1412,7 +1412,6 @@
       <w:r>
         <w:rPr>
           <w:color w:val="000000" w:themeColor="text1"/>
-          <w:lang w:val="es-ES"/>
         </w:rPr>
         <w:t>tieneSkills</w:t>
       </w:r>
@@ -1427,16 +1426,28 @@
     </w:p>
     <w:p>
       <w:pPr>
-        <w:jc w:val="both"/>
-        <w:rPr>
-          <w:lang w:val="es-ES"/>
-        </w:rPr>
-      </w:pPr>
-      <w:r>
-        <w:rPr>
-          <w:lang w:val="es-ES"/>
-        </w:rPr>
-        <w:t>{#tieneCursos}</w:t>
+        <w:spacing w:before="240"/>
+        <w:rPr>
+          <w:lang w:val="es-ES"/>
+        </w:rPr>
+      </w:pPr>
+      <w:r>
+        <w:rPr>
+          <w:lang w:val="es-ES"/>
+        </w:rPr>
+        <w:t>{#</w:t>
+      </w:r>
+      <w:r>
+        <w:rPr>
+          <w:color w:val="000000" w:themeColor="text1"/>
+        </w:rPr>
+        <w:t>tieneCursos</w:t>
+      </w:r>
+      <w:r>
+        <w:rPr>
+          <w:lang w:val="es-ES"/>
+        </w:rPr>
+        <w:t>}</w:t>
       </w:r>
     </w:p>
     <w:p>

--- a/assets/PlantillaUnoEng.docx
+++ b/assets/PlantillaUnoEng.docx
@@ -1124,7 +1124,6 @@
     </w:p>
     <w:p>
       <w:pPr>
-        <w:keepNext/>
         <w:spacing w:before="240" w:after="0"/>
         <w:rPr>
           <w:b/>
@@ -1145,7 +1144,6 @@
     </w:p>
     <w:p>
       <w:pPr>
-        <w:keepNext/>
         <w:spacing w:after="0"/>
         <w:rPr>
           <w:b/>
@@ -1196,7 +1194,6 @@
           </w:tcPr>
           <w:p>
             <w:pPr>
-              <w:keepNext/>
               <w:rPr>
                 <w:lang w:val="es-ES"/>
               </w:rPr>
@@ -1251,7 +1248,6 @@
           </w:tcPr>
           <w:p>
             <w:pPr>
-              <w:keepNext/>
               <w:rPr>
                 <w:lang w:val="es-ES"/>
               </w:rPr>
@@ -1297,7 +1293,6 @@
           </w:tcPr>
           <w:p>
             <w:pPr>
-              <w:keepNext/>
               <w:rPr>
                 <w:lang w:val="es-ES"/>
               </w:rPr>
@@ -1343,7 +1338,6 @@
           </w:tcPr>
           <w:p>
             <w:pPr>
-              <w:keepNext/>
               <w:rPr>
                 <w:lang w:val="es-ES"/>
               </w:rPr>
@@ -1452,7 +1446,6 @@
     </w:p>
     <w:p>
       <w:pPr>
-        <w:keepNext/>
         <w:spacing w:after="0"/>
         <w:rPr>
           <w:b/>
@@ -1468,42 +1461,40 @@
           <w:color w:val="0070C0"/>
           <w:lang w:val="es-ES"/>
         </w:rPr>
+        <w:t>O</w:t>
+      </w:r>
+      <w:r>
+        <w:rPr>
+          <w:b/>
+          <w:bCs/>
+          <w:color w:val="0070C0"/>
+          <w:lang w:val="es-ES"/>
+        </w:rPr>
+        <w:t>THER STUDIES</w:t>
+      </w:r>
+    </w:p>
+    <w:p>
+      <w:pPr>
+        <w:spacing w:after="0"/>
+        <w:rPr>
+          <w:b/>
+          <w:bCs/>
+          <w:color w:val="000000" w:themeColor="text1"/>
+          <w:lang w:val="es-ES"/>
+        </w:rPr>
+      </w:pPr>
+      <w:r>
+        <w:rPr>
+          <w:b/>
+          <w:bCs/>
+          <w:color w:val="000000" w:themeColor="text1"/>
+        </w:rPr>
         <w:lastRenderedPageBreak/>
-        <w:t>O</w:t>
-      </w:r>
-      <w:r>
-        <w:rPr>
-          <w:b/>
-          <w:bCs/>
-          <w:color w:val="0070C0"/>
-          <w:lang w:val="es-ES"/>
-        </w:rPr>
-        <w:t>THER STUDIES</w:t>
-      </w:r>
-    </w:p>
-    <w:p>
-      <w:pPr>
-        <w:keepNext/>
-        <w:spacing w:after="0"/>
-        <w:rPr>
-          <w:b/>
-          <w:bCs/>
-          <w:color w:val="000000" w:themeColor="text1"/>
-          <w:lang w:val="es-ES"/>
-        </w:rPr>
-      </w:pPr>
-      <w:r>
-        <w:rPr>
-          <w:b/>
-          <w:bCs/>
-          <w:color w:val="000000" w:themeColor="text1"/>
-        </w:rPr>
         <w:t>‾‾‾‾‾‾‾‾‾‾‾‾‾‾‾‾‾‾‾‾‾‾‾‾‾‾‾‾‾‾‾‾‾‾‾‾‾‾‾‾‾‾‾‾‾‾‾‾‾‾‾‾‾‾‾‾‾‾‾‾‾‾‾‾‾‾‾‾‾‾‾‾‾‾‾‾‾‾‾‾‾‾‾‾‾‾‾‾‾‾‾‾‾‾‾‾‾</w:t>
       </w:r>
     </w:p>
     <w:p>
       <w:pPr>
-        <w:keepNext/>
         <w:spacing w:after="0"/>
         <w:jc w:val="both"/>
       </w:pPr>
@@ -1513,7 +1504,6 @@
     </w:p>
     <w:p>
       <w:pPr>
-        <w:keepNext/>
         <w:spacing w:after="0"/>
         <w:jc w:val="both"/>
         <w:rPr>
@@ -1704,7 +1694,6 @@
     </w:p>
     <w:p>
       <w:pPr>
-        <w:keepNext/>
         <w:spacing w:after="0"/>
         <w:rPr>
           <w:b/>
@@ -1734,7 +1723,6 @@
     </w:p>
     <w:p>
       <w:pPr>
-        <w:keepNext/>
         <w:spacing w:after="0"/>
         <w:rPr>
           <w:b/>
@@ -1753,9 +1741,6 @@
       </w:r>
     </w:p>
     <w:p>
-      <w:pPr>
-        <w:keepNext/>
-      </w:pPr>
       <w:r>
         <w:t>{comentarios}</w:t>
       </w:r>
